--- a/public/wzory/CIS_B-01_Umowa_uczestnictwa_w_projekcie.docx
+++ b/public/wzory/CIS_B-01_Umowa_uczestnictwa_w_projekcie.docx
@@ -544,6 +544,35 @@
           <w:szCs w:val="16"/>
         </w:rPr>
         <w:t xml:space="preserve">   Uczestnik / Uczestniczka projektu</w:t>
+      </w:r>
+    </w:p>
+    <w:p>
+      <w:pPr>
+        <w:spacing w:before="40" w:after="40"/>
+      </w:pPr>
+      <w:r>
+        <w:rPr>
+          <w:color w:val="000000"/>
+          <w:sz w:val="16"/>
+          <w:szCs w:val="16"/>
+        </w:rPr>
+        <w:t xml:space="preserve">        Kierownik CIS</w:t>
+      </w:r>
+      <w:r>
+        <w:rPr>
+          <w:color w:val="000000"/>
+          <w:sz w:val="16"/>
+          <w:szCs w:val="16"/>
+        </w:rPr>
+        <w:t xml:space="preserve"/>
+      </w:r>
+      <w:r>
+        <w:rPr>
+          <w:color w:val="000000"/>
+          <w:sz w:val="16"/>
+          <w:szCs w:val="16"/>
+        </w:rPr>
+        <w:t xml:space="preserve"/>
       </w:r>
     </w:p>
     <w:sectPr>
